--- a/Student Attendance Management System.docx
+++ b/Student Attendance Management System.docx
@@ -630,11 +630,9 @@
       <w:r>
         <w:t xml:space="preserve">Intellij IDEA or Eclipse or SpringToolsSoute- to write java code, you can also </w:t>
       </w:r>
-      <w:proofErr w:type="gramStart"/>
-      <w:r>
-        <w:t>you</w:t>
-      </w:r>
-      <w:proofErr w:type="gramEnd"/>
+      <w:r>
+        <w:t>your</w:t>
+      </w:r>
       <w:r>
         <w:t xml:space="preserve"> vs code</w:t>
       </w:r>
@@ -648,16 +646,14 @@
         </w:numPr>
       </w:pPr>
       <w:r>
-        <w:t>No database, Spring boot</w:t>
-      </w:r>
+        <w:t>No database, Spring boot, or SMS account is required for the first version.</w:t>
+      </w:r>
+    </w:p>
+    <w:p/>
+    <w:p>
       <w:bookmarkStart w:id="0" w:name="_GoBack"/>
       <w:bookmarkEnd w:id="0"/>
-      <w:r>
-        <w:t>, or SMS account is required for the first version.</w:t>
-      </w:r>
-    </w:p>
-    <w:p/>
-    <w:p/>
+    </w:p>
     <w:sectPr>
       <w:pgSz w:w="11906" w:h="16838" w:code="9"/>
       <w:pgMar w:top="720" w:right="720" w:bottom="720" w:left="720" w:header="708" w:footer="708" w:gutter="0"/>

--- a/Student Attendance Management System.docx
+++ b/Student Attendance Management System.docx
@@ -651,9 +651,157 @@
     </w:p>
     <w:p/>
     <w:p>
+      <w:pPr>
+        <w:pStyle w:val="Heading2"/>
+      </w:pPr>
+      <w:r>
+        <w:lastRenderedPageBreak/>
+        <w:t>Level2: Student Management</w:t>
+      </w:r>
+    </w:p>
+    <w:p>
+      <w:r>
+        <w:t>In this level we will build the first module for the student Management</w:t>
+      </w:r>
+    </w:p>
+    <w:p>
+      <w:r>
+        <w:t>By end of this level we will be able to register students search for students using their ID, display all registered students, add functionality to prevent the duplicate student IDs.</w:t>
+      </w:r>
+    </w:p>
+    <w:p/>
+    <w:p>
+      <w:r>
+        <w:t>We will follow</w:t>
+      </w:r>
+      <w:r>
+        <w:rPr>
+          <w:b/>
+        </w:rPr>
+        <w:t xml:space="preserve"> MVC Design pattern</w:t>
+      </w:r>
+      <w:r>
+        <w:rPr>
+          <w:b/>
+        </w:rPr>
+        <w:t xml:space="preserve"> </w:t>
+      </w:r>
+    </w:p>
+    <w:p>
+      <w:pPr>
+        <w:pStyle w:val="Heading3"/>
+      </w:pPr>
+      <w:r>
+        <w:t>What we are building.?</w:t>
+      </w:r>
+    </w:p>
+    <w:p>
+      <w:pPr>
+        <w:pStyle w:val="ListParagraph"/>
+        <w:numPr>
+          <w:ilvl w:val="0"/>
+          <w:numId w:val="4"/>
+        </w:numPr>
+      </w:pPr>
+      <w:r>
+        <w:t>Register a Student</w:t>
+      </w:r>
+    </w:p>
+    <w:p>
+      <w:pPr>
+        <w:pStyle w:val="ListParagraph"/>
+        <w:numPr>
+          <w:ilvl w:val="0"/>
+          <w:numId w:val="4"/>
+        </w:numPr>
+      </w:pPr>
+      <w:r>
+        <w:t>Search for a student</w:t>
+      </w:r>
+    </w:p>
+    <w:p>
+      <w:pPr>
+        <w:pStyle w:val="ListParagraph"/>
+        <w:numPr>
+          <w:ilvl w:val="0"/>
+          <w:numId w:val="4"/>
+        </w:numPr>
+      </w:pPr>
+      <w:r>
+        <w:t>Display all the students</w:t>
+      </w:r>
+    </w:p>
+    <w:p>
+      <w:pPr>
+        <w:pStyle w:val="ListParagraph"/>
+        <w:numPr>
+          <w:ilvl w:val="0"/>
+          <w:numId w:val="4"/>
+        </w:numPr>
+      </w:pPr>
+      <w:r>
+        <w:t>Validate duplicate IDs</w:t>
+      </w:r>
+    </w:p>
+    <w:p>
+      <w:pPr>
+        <w:pStyle w:val="Heading3"/>
+      </w:pPr>
+      <w:r>
+        <w:t>Project Structure</w:t>
+      </w:r>
+    </w:p>
+    <w:p>
+      <w:pPr>
+        <w:pStyle w:val="ListParagraph"/>
+        <w:numPr>
+          <w:ilvl w:val="0"/>
+          <w:numId w:val="5"/>
+        </w:numPr>
+      </w:pPr>
+      <w:r>
+        <w:t>Model (Student.java) – stores student information</w:t>
+      </w:r>
+    </w:p>
+    <w:p>
+      <w:pPr>
+        <w:pStyle w:val="ListParagraph"/>
+        <w:numPr>
+          <w:ilvl w:val="0"/>
+          <w:numId w:val="5"/>
+        </w:numPr>
+      </w:pPr>
+      <w:r>
+        <w:t>Service (StudentService.java) – implements registration, searching, listing, and validation</w:t>
+      </w:r>
+    </w:p>
+    <w:p>
+      <w:pPr>
+        <w:pStyle w:val="ListParagraph"/>
+        <w:numPr>
+          <w:ilvl w:val="0"/>
+          <w:numId w:val="5"/>
+        </w:numPr>
+      </w:pPr>
+      <w:r>
+        <w:t>Controller (StudentController.java) – receives Menu actions and calls the service.</w:t>
+      </w:r>
+    </w:p>
+    <w:p>
+      <w:pPr>
+        <w:pStyle w:val="ListParagraph"/>
+        <w:numPr>
+          <w:ilvl w:val="0"/>
+          <w:numId w:val="5"/>
+        </w:numPr>
+      </w:pPr>
+      <w:r>
+        <w:t>App(Main.java) -  starts the program and displays the menu.</w:t>
+      </w:r>
       <w:bookmarkStart w:id="0" w:name="_GoBack"/>
       <w:bookmarkEnd w:id="0"/>
     </w:p>
+    <w:p/>
     <w:sectPr>
       <w:pgSz w:w="11906" w:h="16838" w:code="9"/>
       <w:pgMar w:top="720" w:right="720" w:bottom="720" w:left="720" w:header="708" w:footer="708" w:gutter="0"/>
@@ -673,6 +821,95 @@
 <file path=word/numbering.xml><?xml version="1.0" encoding="utf-8"?>
 <w:numbering xmlns:wpc="http://schemas.microsoft.com/office/word/2010/wordprocessingCanvas" xmlns:cx="http://schemas.microsoft.com/office/drawing/2014/chartex" xmlns:cx1="http://schemas.microsoft.com/office/drawing/2015/9/8/chartex" xmlns:cx2="http://schemas.microsoft.com/office/drawing/2015/10/21/chartex" xmlns:cx3="http://schemas.microsoft.com/office/drawing/2016/5/9/chartex" xmlns:cx4="http://schemas.microsoft.com/office/drawing/2016/5/10/chartex" xmlns:cx5="http://schemas.microsoft.com/office/drawing/2016/5/11/chartex" xmlns:cx6="http://schemas.microsoft.com/office/drawing/2016/5/12/chartex" xmlns:cx7="http://schemas.microsoft.com/office/drawing/2016/5/13/chartex" xmlns:cx8="http://schemas.microsoft.com/office/drawing/2016/5/14/chartex" xmlns:mc="http://schemas.openxmlformats.org/markup-compatibility/2006" xmlns:aink="http://schemas.microsoft.com/office/drawing/2016/ink" xmlns:am3d="http://schemas.microsoft.com/office/drawing/2017/model3d" xmlns:o="urn:schemas-microsoft-com:office:office" xmlns:r="http://schemas.openxmlformats.org/officeDocument/2006/relationships" xmlns:m="http://schemas.openxmlformats.org/officeDocument/2006/math" xmlns:v="urn:schemas-microsoft-com:vml" xmlns:wp14="http://schemas.microsoft.com/office/word/2010/wordprocessingDrawing" xmlns:wp="http://schemas.openxmlformats.org/drawingml/2006/wordprocessingDrawing" xmlns:w10="urn:schemas-microsoft-com:office:word" xmlns:w="http://schemas.openxmlformats.org/wordprocessingml/2006/main" xmlns:w14="http://schemas.microsoft.com/office/word/2010/wordml" xmlns:w15="http://schemas.microsoft.com/office/word/2012/wordml" xmlns:w16cid="http://schemas.microsoft.com/office/word/2016/wordml/cid" xmlns:w16se="http://schemas.microsoft.com/office/word/2015/wordml/symex" xmlns:wpg="http://schemas.microsoft.com/office/word/2010/wordprocessingGroup" xmlns:wpi="http://schemas.microsoft.com/office/word/2010/wordprocessingInk" xmlns:wne="http://schemas.microsoft.com/office/word/2006/wordml" xmlns:wps="http://schemas.microsoft.com/office/word/2010/wordprocessingShape" mc:Ignorable="w14 w15 w16se w16cid wp14">
   <w:abstractNum w:abstractNumId="0" w15:restartNumberingAfterBreak="0">
+    <w:nsid w:val="11A1043E"/>
+    <w:multiLevelType w:val="hybridMultilevel"/>
+    <w:tmpl w:val="14A8DF8C"/>
+    <w:lvl w:ilvl="0" w:tplc="4009000F">
+      <w:start w:val="1"/>
+      <w:numFmt w:val="decimal"/>
+      <w:lvlText w:val="%1."/>
+      <w:lvlJc w:val="left"/>
+      <w:pPr>
+        <w:ind w:left="720" w:hanging="360"/>
+      </w:pPr>
+      <w:rPr>
+        <w:rFonts w:hint="default"/>
+      </w:rPr>
+    </w:lvl>
+    <w:lvl w:ilvl="1" w:tplc="40090019" w:tentative="1">
+      <w:start w:val="1"/>
+      <w:numFmt w:val="lowerLetter"/>
+      <w:lvlText w:val="%2."/>
+      <w:lvlJc w:val="left"/>
+      <w:pPr>
+        <w:ind w:left="1440" w:hanging="360"/>
+      </w:pPr>
+    </w:lvl>
+    <w:lvl w:ilvl="2" w:tplc="4009001B" w:tentative="1">
+      <w:start w:val="1"/>
+      <w:numFmt w:val="lowerRoman"/>
+      <w:lvlText w:val="%3."/>
+      <w:lvlJc w:val="right"/>
+      <w:pPr>
+        <w:ind w:left="2160" w:hanging="180"/>
+      </w:pPr>
+    </w:lvl>
+    <w:lvl w:ilvl="3" w:tplc="4009000F" w:tentative="1">
+      <w:start w:val="1"/>
+      <w:numFmt w:val="decimal"/>
+      <w:lvlText w:val="%4."/>
+      <w:lvlJc w:val="left"/>
+      <w:pPr>
+        <w:ind w:left="2880" w:hanging="360"/>
+      </w:pPr>
+    </w:lvl>
+    <w:lvl w:ilvl="4" w:tplc="40090019" w:tentative="1">
+      <w:start w:val="1"/>
+      <w:numFmt w:val="lowerLetter"/>
+      <w:lvlText w:val="%5."/>
+      <w:lvlJc w:val="left"/>
+      <w:pPr>
+        <w:ind w:left="3600" w:hanging="360"/>
+      </w:pPr>
+    </w:lvl>
+    <w:lvl w:ilvl="5" w:tplc="4009001B" w:tentative="1">
+      <w:start w:val="1"/>
+      <w:numFmt w:val="lowerRoman"/>
+      <w:lvlText w:val="%6."/>
+      <w:lvlJc w:val="right"/>
+      <w:pPr>
+        <w:ind w:left="4320" w:hanging="180"/>
+      </w:pPr>
+    </w:lvl>
+    <w:lvl w:ilvl="6" w:tplc="4009000F" w:tentative="1">
+      <w:start w:val="1"/>
+      <w:numFmt w:val="decimal"/>
+      <w:lvlText w:val="%7."/>
+      <w:lvlJc w:val="left"/>
+      <w:pPr>
+        <w:ind w:left="5040" w:hanging="360"/>
+      </w:pPr>
+    </w:lvl>
+    <w:lvl w:ilvl="7" w:tplc="40090019" w:tentative="1">
+      <w:start w:val="1"/>
+      <w:numFmt w:val="lowerLetter"/>
+      <w:lvlText w:val="%8."/>
+      <w:lvlJc w:val="left"/>
+      <w:pPr>
+        <w:ind w:left="5760" w:hanging="360"/>
+      </w:pPr>
+    </w:lvl>
+    <w:lvl w:ilvl="8" w:tplc="4009001B" w:tentative="1">
+      <w:start w:val="1"/>
+      <w:numFmt w:val="lowerRoman"/>
+      <w:lvlText w:val="%9."/>
+      <w:lvlJc w:val="right"/>
+      <w:pPr>
+        <w:ind w:left="6480" w:hanging="180"/>
+      </w:pPr>
+    </w:lvl>
+  </w:abstractNum>
+  <w:abstractNum w:abstractNumId="1" w15:restartNumberingAfterBreak="0">
     <w:nsid w:val="32726EE2"/>
     <w:multiLevelType w:val="hybridMultilevel"/>
     <w:tmpl w:val="B98A6F40"/>
@@ -761,7 +998,96 @@
       </w:pPr>
     </w:lvl>
   </w:abstractNum>
-  <w:abstractNum w:abstractNumId="1" w15:restartNumberingAfterBreak="0">
+  <w:abstractNum w:abstractNumId="2" w15:restartNumberingAfterBreak="0">
+    <w:nsid w:val="42631BB0"/>
+    <w:multiLevelType w:val="hybridMultilevel"/>
+    <w:tmpl w:val="BE368E5E"/>
+    <w:lvl w:ilvl="0" w:tplc="4009000F">
+      <w:start w:val="1"/>
+      <w:numFmt w:val="decimal"/>
+      <w:lvlText w:val="%1."/>
+      <w:lvlJc w:val="left"/>
+      <w:pPr>
+        <w:ind w:left="720" w:hanging="360"/>
+      </w:pPr>
+      <w:rPr>
+        <w:rFonts w:hint="default"/>
+      </w:rPr>
+    </w:lvl>
+    <w:lvl w:ilvl="1" w:tplc="40090019" w:tentative="1">
+      <w:start w:val="1"/>
+      <w:numFmt w:val="lowerLetter"/>
+      <w:lvlText w:val="%2."/>
+      <w:lvlJc w:val="left"/>
+      <w:pPr>
+        <w:ind w:left="1440" w:hanging="360"/>
+      </w:pPr>
+    </w:lvl>
+    <w:lvl w:ilvl="2" w:tplc="4009001B" w:tentative="1">
+      <w:start w:val="1"/>
+      <w:numFmt w:val="lowerRoman"/>
+      <w:lvlText w:val="%3."/>
+      <w:lvlJc w:val="right"/>
+      <w:pPr>
+        <w:ind w:left="2160" w:hanging="180"/>
+      </w:pPr>
+    </w:lvl>
+    <w:lvl w:ilvl="3" w:tplc="4009000F" w:tentative="1">
+      <w:start w:val="1"/>
+      <w:numFmt w:val="decimal"/>
+      <w:lvlText w:val="%4."/>
+      <w:lvlJc w:val="left"/>
+      <w:pPr>
+        <w:ind w:left="2880" w:hanging="360"/>
+      </w:pPr>
+    </w:lvl>
+    <w:lvl w:ilvl="4" w:tplc="40090019" w:tentative="1">
+      <w:start w:val="1"/>
+      <w:numFmt w:val="lowerLetter"/>
+      <w:lvlText w:val="%5."/>
+      <w:lvlJc w:val="left"/>
+      <w:pPr>
+        <w:ind w:left="3600" w:hanging="360"/>
+      </w:pPr>
+    </w:lvl>
+    <w:lvl w:ilvl="5" w:tplc="4009001B" w:tentative="1">
+      <w:start w:val="1"/>
+      <w:numFmt w:val="lowerRoman"/>
+      <w:lvlText w:val="%6."/>
+      <w:lvlJc w:val="right"/>
+      <w:pPr>
+        <w:ind w:left="4320" w:hanging="180"/>
+      </w:pPr>
+    </w:lvl>
+    <w:lvl w:ilvl="6" w:tplc="4009000F" w:tentative="1">
+      <w:start w:val="1"/>
+      <w:numFmt w:val="decimal"/>
+      <w:lvlText w:val="%7."/>
+      <w:lvlJc w:val="left"/>
+      <w:pPr>
+        <w:ind w:left="5040" w:hanging="360"/>
+      </w:pPr>
+    </w:lvl>
+    <w:lvl w:ilvl="7" w:tplc="40090019" w:tentative="1">
+      <w:start w:val="1"/>
+      <w:numFmt w:val="lowerLetter"/>
+      <w:lvlText w:val="%8."/>
+      <w:lvlJc w:val="left"/>
+      <w:pPr>
+        <w:ind w:left="5760" w:hanging="360"/>
+      </w:pPr>
+    </w:lvl>
+    <w:lvl w:ilvl="8" w:tplc="4009001B" w:tentative="1">
+      <w:start w:val="1"/>
+      <w:numFmt w:val="lowerRoman"/>
+      <w:lvlText w:val="%9."/>
+      <w:lvlJc w:val="right"/>
+      <w:pPr>
+        <w:ind w:left="6480" w:hanging="180"/>
+      </w:pPr>
+    </w:lvl>
+  </w:abstractNum>
+  <w:abstractNum w:abstractNumId="3" w15:restartNumberingAfterBreak="0">
     <w:nsid w:val="756B6632"/>
     <w:multiLevelType w:val="hybridMultilevel"/>
     <w:tmpl w:val="8032998E"/>
@@ -850,7 +1176,7 @@
       </w:pPr>
     </w:lvl>
   </w:abstractNum>
-  <w:abstractNum w:abstractNumId="2" w15:restartNumberingAfterBreak="0">
+  <w:abstractNum w:abstractNumId="4" w15:restartNumberingAfterBreak="0">
     <w:nsid w:val="77636120"/>
     <w:multiLevelType w:val="hybridMultilevel"/>
     <w:tmpl w:val="7ED89F24"/>
@@ -940,12 +1266,18 @@
     </w:lvl>
   </w:abstractNum>
   <w:num w:numId="1">
+    <w:abstractNumId w:val="1"/>
+  </w:num>
+  <w:num w:numId="2">
+    <w:abstractNumId w:val="3"/>
+  </w:num>
+  <w:num w:numId="3">
+    <w:abstractNumId w:val="4"/>
+  </w:num>
+  <w:num w:numId="4">
     <w:abstractNumId w:val="0"/>
   </w:num>
-  <w:num w:numId="2">
-    <w:abstractNumId w:val="1"/>
-  </w:num>
-  <w:num w:numId="3">
+  <w:num w:numId="5">
     <w:abstractNumId w:val="2"/>
   </w:num>
 </w:numbering>

--- a/Student Attendance Management System.docx
+++ b/Student Attendance Management System.docx
@@ -798,9 +798,374 @@
       <w:r>
         <w:t>App(Main.java) -  starts the program and displays the menu.</w:t>
       </w:r>
+    </w:p>
+    <w:p>
+      <w:pPr>
+        <w:pStyle w:val="Heading2"/>
+      </w:pPr>
+      <w:r>
+        <w:t>Level 3: Trainer a</w:t>
+      </w:r>
+      <w:r>
+        <w:t>nd</w:t>
+      </w:r>
+      <w:r>
+        <w:t xml:space="preserve"> Batch Management</w:t>
+      </w:r>
+    </w:p>
+    <w:p>
+      <w:r>
+        <w:t xml:space="preserve">In this level, we will extend our SAMS so that it </w:t>
+      </w:r>
+      <w:proofErr w:type="gramStart"/>
+      <w:r>
+        <w:t>register</w:t>
+      </w:r>
+      <w:proofErr w:type="gramEnd"/>
+      <w:r>
+        <w:t xml:space="preserve"> trainers, create training batches and assign trainers to the correct batches </w:t>
+      </w:r>
+    </w:p>
+    <w:p>
+      <w:pPr>
+        <w:pStyle w:val="ListParagraph"/>
+        <w:numPr>
+          <w:ilvl w:val="0"/>
+          <w:numId w:val="6"/>
+        </w:numPr>
+      </w:pPr>
+      <w:r>
+        <w:t>Registering students and trainers</w:t>
+      </w:r>
+    </w:p>
+    <w:p>
+      <w:pPr>
+        <w:pStyle w:val="ListParagraph"/>
+        <w:numPr>
+          <w:ilvl w:val="0"/>
+          <w:numId w:val="6"/>
+        </w:numPr>
+      </w:pPr>
+      <w:r>
+        <w:t>Creating batches</w:t>
+      </w:r>
+    </w:p>
+    <w:p>
+      <w:pPr>
+        <w:pStyle w:val="ListParagraph"/>
+        <w:numPr>
+          <w:ilvl w:val="0"/>
+          <w:numId w:val="6"/>
+        </w:numPr>
+      </w:pPr>
+      <w:r>
+        <w:t>Assigning one trainer to a batch</w:t>
+      </w:r>
+    </w:p>
+    <w:p>
+      <w:pPr>
+        <w:pStyle w:val="ListParagraph"/>
+        <w:numPr>
+          <w:ilvl w:val="0"/>
+          <w:numId w:val="6"/>
+        </w:numPr>
+      </w:pPr>
+      <w:r>
+        <w:t>Adding students to a batch</w:t>
+      </w:r>
+    </w:p>
+    <w:p>
+      <w:pPr>
+        <w:pStyle w:val="ListParagraph"/>
+        <w:numPr>
+          <w:ilvl w:val="0"/>
+          <w:numId w:val="6"/>
+        </w:numPr>
+      </w:pPr>
+      <w:r>
+        <w:t xml:space="preserve">Searching for batches and trainers </w:t>
+      </w:r>
+    </w:p>
+    <w:p>
+      <w:pPr>
+        <w:pStyle w:val="ListParagraph"/>
+        <w:numPr>
+          <w:ilvl w:val="0"/>
+          <w:numId w:val="6"/>
+        </w:numPr>
+      </w:pPr>
+      <w:r>
+        <w:t xml:space="preserve">Displaying batch </w:t>
+      </w:r>
+      <w:proofErr w:type="gramStart"/>
+      <w:r>
+        <w:t>details ,</w:t>
+      </w:r>
+      <w:proofErr w:type="gramEnd"/>
+      <w:r>
+        <w:t xml:space="preserve"> including trainer and students.</w:t>
+      </w:r>
+    </w:p>
+    <w:p>
+      <w:pPr>
+        <w:pStyle w:val="ListParagraph"/>
+        <w:numPr>
+          <w:ilvl w:val="0"/>
+          <w:numId w:val="6"/>
+        </w:numPr>
+      </w:pPr>
+      <w:r>
+        <w:t>Preventing the duplicate IDs, duplicate batch names</w:t>
+      </w:r>
+    </w:p>
+    <w:p>
+      <w:pPr>
+        <w:pStyle w:val="Heading3"/>
+      </w:pPr>
+      <w:r>
+        <w:t>Understand the project Scenario</w:t>
+      </w:r>
+    </w:p>
+    <w:p>
+      <w:r>
+        <w:tab/>
+        <w:t>Imagine Anudip has the following batches</w:t>
+      </w:r>
+    </w:p>
+    <w:p>
+      <w:pPr>
+        <w:pStyle w:val="ListParagraph"/>
+        <w:numPr>
+          <w:ilvl w:val="0"/>
+          <w:numId w:val="7"/>
+        </w:numPr>
+      </w:pPr>
+      <w:r>
+        <w:t xml:space="preserve">Java Batch A (Trainer: Pavan, Batch </w:t>
+      </w:r>
+      <w:proofErr w:type="gramStart"/>
+      <w:r>
+        <w:t>ID :</w:t>
+      </w:r>
+      <w:proofErr w:type="gramEnd"/>
+      <w:r>
+        <w:t xml:space="preserve"> 501) (Students : Rahul, Priya)</w:t>
+      </w:r>
+    </w:p>
+    <w:p>
+      <w:pPr>
+        <w:pStyle w:val="ListParagraph"/>
+        <w:numPr>
+          <w:ilvl w:val="0"/>
+          <w:numId w:val="7"/>
+        </w:numPr>
+      </w:pPr>
+      <w:r>
+        <w:t xml:space="preserve">Python Batch B (Trainer: Pavan, Batch </w:t>
+      </w:r>
+      <w:proofErr w:type="gramStart"/>
+      <w:r>
+        <w:t>ID :</w:t>
+      </w:r>
+      <w:proofErr w:type="gramEnd"/>
+      <w:r>
+        <w:t xml:space="preserve"> 502) (Students: Arjun, Sneha)</w:t>
+      </w:r>
+    </w:p>
+    <w:p>
+      <w:pPr>
+        <w:pStyle w:val="Heading3"/>
+      </w:pPr>
+      <w:r>
+        <w:t xml:space="preserve"> </w:t>
+      </w:r>
+      <w:r>
+        <w:t>Rules</w:t>
+      </w:r>
+    </w:p>
+    <w:p>
+      <w:pPr>
+        <w:pStyle w:val="ListParagraph"/>
+        <w:numPr>
+          <w:ilvl w:val="0"/>
+          <w:numId w:val="8"/>
+        </w:numPr>
+      </w:pPr>
+      <w:r>
+        <w:t>Every Student has a Unique student ID.</w:t>
+      </w:r>
+    </w:p>
+    <w:p>
+      <w:pPr>
+        <w:pStyle w:val="ListParagraph"/>
+        <w:numPr>
+          <w:ilvl w:val="0"/>
+          <w:numId w:val="8"/>
+        </w:numPr>
+      </w:pPr>
+      <w:r>
+        <w:t>Every Trainer has a Unique Trainer ID.</w:t>
+      </w:r>
+    </w:p>
+    <w:p>
+      <w:pPr>
+        <w:pStyle w:val="ListParagraph"/>
+        <w:numPr>
+          <w:ilvl w:val="0"/>
+          <w:numId w:val="8"/>
+        </w:numPr>
+      </w:pPr>
+      <w:r>
+        <w:t>Every Batch has a unique batch ID and Batch name.</w:t>
+      </w:r>
+    </w:p>
+    <w:p>
+      <w:pPr>
+        <w:pStyle w:val="ListParagraph"/>
+        <w:numPr>
+          <w:ilvl w:val="0"/>
+          <w:numId w:val="8"/>
+        </w:numPr>
+      </w:pPr>
+      <w:r>
+        <w:t>A Trainer Must be registered before being assigned to a batch.</w:t>
+      </w:r>
+    </w:p>
+    <w:p>
+      <w:pPr>
+        <w:pStyle w:val="ListParagraph"/>
+        <w:numPr>
+          <w:ilvl w:val="0"/>
+          <w:numId w:val="8"/>
+        </w:numPr>
+      </w:pPr>
+      <w:r>
+        <w:t>A student must be registered before being enrolled to a batch</w:t>
+      </w:r>
+    </w:p>
+    <w:p>
+      <w:pPr>
+        <w:pStyle w:val="ListParagraph"/>
+        <w:numPr>
+          <w:ilvl w:val="0"/>
+          <w:numId w:val="8"/>
+        </w:numPr>
+      </w:pPr>
+      <w:r>
+        <w:t>A batch can have only one assigned Trainer in this version.</w:t>
+      </w:r>
+    </w:p>
+    <w:p>
+      <w:pPr>
+        <w:pStyle w:val="ListParagraph"/>
+        <w:numPr>
+          <w:ilvl w:val="0"/>
+          <w:numId w:val="8"/>
+        </w:numPr>
+      </w:pPr>
       <w:bookmarkStart w:id="0" w:name="_GoBack"/>
-      <w:bookmarkEnd w:id="0"/>
-    </w:p>
+      <w:r>
+        <w:t>A student cannot be enrolled in the same batch twice</w:t>
+      </w:r>
+    </w:p>
+    <w:bookmarkEnd w:id="0"/>
+    <w:p>
+      <w:pPr>
+        <w:pStyle w:val="ListParagraph"/>
+        <w:numPr>
+          <w:ilvl w:val="0"/>
+          <w:numId w:val="8"/>
+        </w:numPr>
+      </w:pPr>
+      <w:r>
+        <w:t>A trainer can handle multiple batches, and a student can join different batches if the organization permits</w:t>
+      </w:r>
+    </w:p>
+    <w:p>
+      <w:pPr>
+        <w:pStyle w:val="Heading3"/>
+      </w:pPr>
+      <w:r>
+        <w:t xml:space="preserve">Updated </w:t>
+      </w:r>
+      <w:r>
+        <w:t>Project Structure</w:t>
+      </w:r>
+    </w:p>
+    <w:p>
+      <w:pPr>
+        <w:pStyle w:val="ListParagraph"/>
+        <w:numPr>
+          <w:ilvl w:val="0"/>
+          <w:numId w:val="9"/>
+        </w:numPr>
+      </w:pPr>
+      <w:r>
+        <w:t>Model (Student.java</w:t>
+      </w:r>
+      <w:r>
+        <w:t>, User.java, Trainer.java, Batch.java</w:t>
+      </w:r>
+      <w:r>
+        <w:t xml:space="preserve">) </w:t>
+      </w:r>
+    </w:p>
+    <w:p>
+      <w:pPr>
+        <w:pStyle w:val="ListParagraph"/>
+        <w:numPr>
+          <w:ilvl w:val="0"/>
+          <w:numId w:val="9"/>
+        </w:numPr>
+      </w:pPr>
+      <w:r>
+        <w:t>Service (StudentService.java</w:t>
+      </w:r>
+      <w:r>
+        <w:t>, TrainerService.java, BatchService.java</w:t>
+      </w:r>
+      <w:r>
+        <w:t xml:space="preserve">) </w:t>
+      </w:r>
+    </w:p>
+    <w:p>
+      <w:pPr>
+        <w:pStyle w:val="ListParagraph"/>
+        <w:numPr>
+          <w:ilvl w:val="0"/>
+          <w:numId w:val="9"/>
+        </w:numPr>
+      </w:pPr>
+      <w:r>
+        <w:t>Controller (StudentController.java</w:t>
+      </w:r>
+      <w:r>
+        <w:t>, TrainerController.java, BatchController.java</w:t>
+      </w:r>
+      <w:r>
+        <w:t xml:space="preserve">) </w:t>
+      </w:r>
+    </w:p>
+    <w:p>
+      <w:pPr>
+        <w:pStyle w:val="ListParagraph"/>
+        <w:numPr>
+          <w:ilvl w:val="0"/>
+          <w:numId w:val="9"/>
+        </w:numPr>
+      </w:pPr>
+      <w:r>
+        <w:t>App</w:t>
+      </w:r>
+      <w:r>
+        <w:t xml:space="preserve"> </w:t>
+      </w:r>
+      <w:r>
+        <w:t>(Main.java) - starts the program and displays the menu.</w:t>
+      </w:r>
+    </w:p>
+    <w:p/>
+    <w:p/>
     <w:p/>
     <w:sectPr>
       <w:pgSz w:w="11906" w:h="16838" w:code="9"/>
@@ -999,6 +1364,184 @@
     </w:lvl>
   </w:abstractNum>
   <w:abstractNum w:abstractNumId="2" w15:restartNumberingAfterBreak="0">
+    <w:nsid w:val="3A230379"/>
+    <w:multiLevelType w:val="hybridMultilevel"/>
+    <w:tmpl w:val="4C92DF9E"/>
+    <w:lvl w:ilvl="0" w:tplc="1A9C4E7C">
+      <w:start w:val="1"/>
+      <w:numFmt w:val="decimal"/>
+      <w:lvlText w:val="%1."/>
+      <w:lvlJc w:val="left"/>
+      <w:pPr>
+        <w:ind w:left="1080" w:hanging="360"/>
+      </w:pPr>
+      <w:rPr>
+        <w:rFonts w:hint="default"/>
+      </w:rPr>
+    </w:lvl>
+    <w:lvl w:ilvl="1" w:tplc="40090019" w:tentative="1">
+      <w:start w:val="1"/>
+      <w:numFmt w:val="lowerLetter"/>
+      <w:lvlText w:val="%2."/>
+      <w:lvlJc w:val="left"/>
+      <w:pPr>
+        <w:ind w:left="1800" w:hanging="360"/>
+      </w:pPr>
+    </w:lvl>
+    <w:lvl w:ilvl="2" w:tplc="4009001B" w:tentative="1">
+      <w:start w:val="1"/>
+      <w:numFmt w:val="lowerRoman"/>
+      <w:lvlText w:val="%3."/>
+      <w:lvlJc w:val="right"/>
+      <w:pPr>
+        <w:ind w:left="2520" w:hanging="180"/>
+      </w:pPr>
+    </w:lvl>
+    <w:lvl w:ilvl="3" w:tplc="4009000F" w:tentative="1">
+      <w:start w:val="1"/>
+      <w:numFmt w:val="decimal"/>
+      <w:lvlText w:val="%4."/>
+      <w:lvlJc w:val="left"/>
+      <w:pPr>
+        <w:ind w:left="3240" w:hanging="360"/>
+      </w:pPr>
+    </w:lvl>
+    <w:lvl w:ilvl="4" w:tplc="40090019" w:tentative="1">
+      <w:start w:val="1"/>
+      <w:numFmt w:val="lowerLetter"/>
+      <w:lvlText w:val="%5."/>
+      <w:lvlJc w:val="left"/>
+      <w:pPr>
+        <w:ind w:left="3960" w:hanging="360"/>
+      </w:pPr>
+    </w:lvl>
+    <w:lvl w:ilvl="5" w:tplc="4009001B" w:tentative="1">
+      <w:start w:val="1"/>
+      <w:numFmt w:val="lowerRoman"/>
+      <w:lvlText w:val="%6."/>
+      <w:lvlJc w:val="right"/>
+      <w:pPr>
+        <w:ind w:left="4680" w:hanging="180"/>
+      </w:pPr>
+    </w:lvl>
+    <w:lvl w:ilvl="6" w:tplc="4009000F" w:tentative="1">
+      <w:start w:val="1"/>
+      <w:numFmt w:val="decimal"/>
+      <w:lvlText w:val="%7."/>
+      <w:lvlJc w:val="left"/>
+      <w:pPr>
+        <w:ind w:left="5400" w:hanging="360"/>
+      </w:pPr>
+    </w:lvl>
+    <w:lvl w:ilvl="7" w:tplc="40090019" w:tentative="1">
+      <w:start w:val="1"/>
+      <w:numFmt w:val="lowerLetter"/>
+      <w:lvlText w:val="%8."/>
+      <w:lvlJc w:val="left"/>
+      <w:pPr>
+        <w:ind w:left="6120" w:hanging="360"/>
+      </w:pPr>
+    </w:lvl>
+    <w:lvl w:ilvl="8" w:tplc="4009001B" w:tentative="1">
+      <w:start w:val="1"/>
+      <w:numFmt w:val="lowerRoman"/>
+      <w:lvlText w:val="%9."/>
+      <w:lvlJc w:val="right"/>
+      <w:pPr>
+        <w:ind w:left="6840" w:hanging="180"/>
+      </w:pPr>
+    </w:lvl>
+  </w:abstractNum>
+  <w:abstractNum w:abstractNumId="3" w15:restartNumberingAfterBreak="0">
+    <w:nsid w:val="3F101B26"/>
+    <w:multiLevelType w:val="hybridMultilevel"/>
+    <w:tmpl w:val="49BACB24"/>
+    <w:lvl w:ilvl="0" w:tplc="4009000F">
+      <w:start w:val="1"/>
+      <w:numFmt w:val="decimal"/>
+      <w:lvlText w:val="%1."/>
+      <w:lvlJc w:val="left"/>
+      <w:pPr>
+        <w:ind w:left="720" w:hanging="360"/>
+      </w:pPr>
+      <w:rPr>
+        <w:rFonts w:hint="default"/>
+      </w:rPr>
+    </w:lvl>
+    <w:lvl w:ilvl="1" w:tplc="40090019" w:tentative="1">
+      <w:start w:val="1"/>
+      <w:numFmt w:val="lowerLetter"/>
+      <w:lvlText w:val="%2."/>
+      <w:lvlJc w:val="left"/>
+      <w:pPr>
+        <w:ind w:left="1440" w:hanging="360"/>
+      </w:pPr>
+    </w:lvl>
+    <w:lvl w:ilvl="2" w:tplc="4009001B" w:tentative="1">
+      <w:start w:val="1"/>
+      <w:numFmt w:val="lowerRoman"/>
+      <w:lvlText w:val="%3."/>
+      <w:lvlJc w:val="right"/>
+      <w:pPr>
+        <w:ind w:left="2160" w:hanging="180"/>
+      </w:pPr>
+    </w:lvl>
+    <w:lvl w:ilvl="3" w:tplc="4009000F" w:tentative="1">
+      <w:start w:val="1"/>
+      <w:numFmt w:val="decimal"/>
+      <w:lvlText w:val="%4."/>
+      <w:lvlJc w:val="left"/>
+      <w:pPr>
+        <w:ind w:left="2880" w:hanging="360"/>
+      </w:pPr>
+    </w:lvl>
+    <w:lvl w:ilvl="4" w:tplc="40090019" w:tentative="1">
+      <w:start w:val="1"/>
+      <w:numFmt w:val="lowerLetter"/>
+      <w:lvlText w:val="%5."/>
+      <w:lvlJc w:val="left"/>
+      <w:pPr>
+        <w:ind w:left="3600" w:hanging="360"/>
+      </w:pPr>
+    </w:lvl>
+    <w:lvl w:ilvl="5" w:tplc="4009001B" w:tentative="1">
+      <w:start w:val="1"/>
+      <w:numFmt w:val="lowerRoman"/>
+      <w:lvlText w:val="%6."/>
+      <w:lvlJc w:val="right"/>
+      <w:pPr>
+        <w:ind w:left="4320" w:hanging="180"/>
+      </w:pPr>
+    </w:lvl>
+    <w:lvl w:ilvl="6" w:tplc="4009000F" w:tentative="1">
+      <w:start w:val="1"/>
+      <w:numFmt w:val="decimal"/>
+      <w:lvlText w:val="%7."/>
+      <w:lvlJc w:val="left"/>
+      <w:pPr>
+        <w:ind w:left="5040" w:hanging="360"/>
+      </w:pPr>
+    </w:lvl>
+    <w:lvl w:ilvl="7" w:tplc="40090019" w:tentative="1">
+      <w:start w:val="1"/>
+      <w:numFmt w:val="lowerLetter"/>
+      <w:lvlText w:val="%8."/>
+      <w:lvlJc w:val="left"/>
+      <w:pPr>
+        <w:ind w:left="5760" w:hanging="360"/>
+      </w:pPr>
+    </w:lvl>
+    <w:lvl w:ilvl="8" w:tplc="4009001B" w:tentative="1">
+      <w:start w:val="1"/>
+      <w:numFmt w:val="lowerRoman"/>
+      <w:lvlText w:val="%9."/>
+      <w:lvlJc w:val="right"/>
+      <w:pPr>
+        <w:ind w:left="6480" w:hanging="180"/>
+      </w:pPr>
+    </w:lvl>
+  </w:abstractNum>
+  <w:abstractNum w:abstractNumId="4" w15:restartNumberingAfterBreak="0">
     <w:nsid w:val="42631BB0"/>
     <w:multiLevelType w:val="hybridMultilevel"/>
     <w:tmpl w:val="BE368E5E"/>
@@ -1087,7 +1630,185 @@
       </w:pPr>
     </w:lvl>
   </w:abstractNum>
-  <w:abstractNum w:abstractNumId="3" w15:restartNumberingAfterBreak="0">
+  <w:abstractNum w:abstractNumId="5" w15:restartNumberingAfterBreak="0">
+    <w:nsid w:val="44C206BB"/>
+    <w:multiLevelType w:val="hybridMultilevel"/>
+    <w:tmpl w:val="BE368E5E"/>
+    <w:lvl w:ilvl="0" w:tplc="4009000F">
+      <w:start w:val="1"/>
+      <w:numFmt w:val="decimal"/>
+      <w:lvlText w:val="%1."/>
+      <w:lvlJc w:val="left"/>
+      <w:pPr>
+        <w:ind w:left="720" w:hanging="360"/>
+      </w:pPr>
+      <w:rPr>
+        <w:rFonts w:hint="default"/>
+      </w:rPr>
+    </w:lvl>
+    <w:lvl w:ilvl="1" w:tplc="40090019" w:tentative="1">
+      <w:start w:val="1"/>
+      <w:numFmt w:val="lowerLetter"/>
+      <w:lvlText w:val="%2."/>
+      <w:lvlJc w:val="left"/>
+      <w:pPr>
+        <w:ind w:left="1440" w:hanging="360"/>
+      </w:pPr>
+    </w:lvl>
+    <w:lvl w:ilvl="2" w:tplc="4009001B" w:tentative="1">
+      <w:start w:val="1"/>
+      <w:numFmt w:val="lowerRoman"/>
+      <w:lvlText w:val="%3."/>
+      <w:lvlJc w:val="right"/>
+      <w:pPr>
+        <w:ind w:left="2160" w:hanging="180"/>
+      </w:pPr>
+    </w:lvl>
+    <w:lvl w:ilvl="3" w:tplc="4009000F" w:tentative="1">
+      <w:start w:val="1"/>
+      <w:numFmt w:val="decimal"/>
+      <w:lvlText w:val="%4."/>
+      <w:lvlJc w:val="left"/>
+      <w:pPr>
+        <w:ind w:left="2880" w:hanging="360"/>
+      </w:pPr>
+    </w:lvl>
+    <w:lvl w:ilvl="4" w:tplc="40090019" w:tentative="1">
+      <w:start w:val="1"/>
+      <w:numFmt w:val="lowerLetter"/>
+      <w:lvlText w:val="%5."/>
+      <w:lvlJc w:val="left"/>
+      <w:pPr>
+        <w:ind w:left="3600" w:hanging="360"/>
+      </w:pPr>
+    </w:lvl>
+    <w:lvl w:ilvl="5" w:tplc="4009001B" w:tentative="1">
+      <w:start w:val="1"/>
+      <w:numFmt w:val="lowerRoman"/>
+      <w:lvlText w:val="%6."/>
+      <w:lvlJc w:val="right"/>
+      <w:pPr>
+        <w:ind w:left="4320" w:hanging="180"/>
+      </w:pPr>
+    </w:lvl>
+    <w:lvl w:ilvl="6" w:tplc="4009000F" w:tentative="1">
+      <w:start w:val="1"/>
+      <w:numFmt w:val="decimal"/>
+      <w:lvlText w:val="%7."/>
+      <w:lvlJc w:val="left"/>
+      <w:pPr>
+        <w:ind w:left="5040" w:hanging="360"/>
+      </w:pPr>
+    </w:lvl>
+    <w:lvl w:ilvl="7" w:tplc="40090019" w:tentative="1">
+      <w:start w:val="1"/>
+      <w:numFmt w:val="lowerLetter"/>
+      <w:lvlText w:val="%8."/>
+      <w:lvlJc w:val="left"/>
+      <w:pPr>
+        <w:ind w:left="5760" w:hanging="360"/>
+      </w:pPr>
+    </w:lvl>
+    <w:lvl w:ilvl="8" w:tplc="4009001B" w:tentative="1">
+      <w:start w:val="1"/>
+      <w:numFmt w:val="lowerRoman"/>
+      <w:lvlText w:val="%9."/>
+      <w:lvlJc w:val="right"/>
+      <w:pPr>
+        <w:ind w:left="6480" w:hanging="180"/>
+      </w:pPr>
+    </w:lvl>
+  </w:abstractNum>
+  <w:abstractNum w:abstractNumId="6" w15:restartNumberingAfterBreak="0">
+    <w:nsid w:val="463827AE"/>
+    <w:multiLevelType w:val="hybridMultilevel"/>
+    <w:tmpl w:val="C7D0F702"/>
+    <w:lvl w:ilvl="0" w:tplc="4009000F">
+      <w:start w:val="1"/>
+      <w:numFmt w:val="decimal"/>
+      <w:lvlText w:val="%1."/>
+      <w:lvlJc w:val="left"/>
+      <w:pPr>
+        <w:ind w:left="720" w:hanging="360"/>
+      </w:pPr>
+      <w:rPr>
+        <w:rFonts w:hint="default"/>
+      </w:rPr>
+    </w:lvl>
+    <w:lvl w:ilvl="1" w:tplc="40090019" w:tentative="1">
+      <w:start w:val="1"/>
+      <w:numFmt w:val="lowerLetter"/>
+      <w:lvlText w:val="%2."/>
+      <w:lvlJc w:val="left"/>
+      <w:pPr>
+        <w:ind w:left="1440" w:hanging="360"/>
+      </w:pPr>
+    </w:lvl>
+    <w:lvl w:ilvl="2" w:tplc="4009001B" w:tentative="1">
+      <w:start w:val="1"/>
+      <w:numFmt w:val="lowerRoman"/>
+      <w:lvlText w:val="%3."/>
+      <w:lvlJc w:val="right"/>
+      <w:pPr>
+        <w:ind w:left="2160" w:hanging="180"/>
+      </w:pPr>
+    </w:lvl>
+    <w:lvl w:ilvl="3" w:tplc="4009000F" w:tentative="1">
+      <w:start w:val="1"/>
+      <w:numFmt w:val="decimal"/>
+      <w:lvlText w:val="%4."/>
+      <w:lvlJc w:val="left"/>
+      <w:pPr>
+        <w:ind w:left="2880" w:hanging="360"/>
+      </w:pPr>
+    </w:lvl>
+    <w:lvl w:ilvl="4" w:tplc="40090019" w:tentative="1">
+      <w:start w:val="1"/>
+      <w:numFmt w:val="lowerLetter"/>
+      <w:lvlText w:val="%5."/>
+      <w:lvlJc w:val="left"/>
+      <w:pPr>
+        <w:ind w:left="3600" w:hanging="360"/>
+      </w:pPr>
+    </w:lvl>
+    <w:lvl w:ilvl="5" w:tplc="4009001B" w:tentative="1">
+      <w:start w:val="1"/>
+      <w:numFmt w:val="lowerRoman"/>
+      <w:lvlText w:val="%6."/>
+      <w:lvlJc w:val="right"/>
+      <w:pPr>
+        <w:ind w:left="4320" w:hanging="180"/>
+      </w:pPr>
+    </w:lvl>
+    <w:lvl w:ilvl="6" w:tplc="4009000F" w:tentative="1">
+      <w:start w:val="1"/>
+      <w:numFmt w:val="decimal"/>
+      <w:lvlText w:val="%7."/>
+      <w:lvlJc w:val="left"/>
+      <w:pPr>
+        <w:ind w:left="5040" w:hanging="360"/>
+      </w:pPr>
+    </w:lvl>
+    <w:lvl w:ilvl="7" w:tplc="40090019" w:tentative="1">
+      <w:start w:val="1"/>
+      <w:numFmt w:val="lowerLetter"/>
+      <w:lvlText w:val="%8."/>
+      <w:lvlJc w:val="left"/>
+      <w:pPr>
+        <w:ind w:left="5760" w:hanging="360"/>
+      </w:pPr>
+    </w:lvl>
+    <w:lvl w:ilvl="8" w:tplc="4009001B" w:tentative="1">
+      <w:start w:val="1"/>
+      <w:numFmt w:val="lowerRoman"/>
+      <w:lvlText w:val="%9."/>
+      <w:lvlJc w:val="right"/>
+      <w:pPr>
+        <w:ind w:left="6480" w:hanging="180"/>
+      </w:pPr>
+    </w:lvl>
+  </w:abstractNum>
+  <w:abstractNum w:abstractNumId="7" w15:restartNumberingAfterBreak="0">
     <w:nsid w:val="756B6632"/>
     <w:multiLevelType w:val="hybridMultilevel"/>
     <w:tmpl w:val="8032998E"/>
@@ -1176,7 +1897,7 @@
       </w:pPr>
     </w:lvl>
   </w:abstractNum>
-  <w:abstractNum w:abstractNumId="4" w15:restartNumberingAfterBreak="0">
+  <w:abstractNum w:abstractNumId="8" w15:restartNumberingAfterBreak="0">
     <w:nsid w:val="77636120"/>
     <w:multiLevelType w:val="hybridMultilevel"/>
     <w:tmpl w:val="7ED89F24"/>
@@ -1269,16 +1990,28 @@
     <w:abstractNumId w:val="1"/>
   </w:num>
   <w:num w:numId="2">
-    <w:abstractNumId w:val="3"/>
+    <w:abstractNumId w:val="7"/>
   </w:num>
   <w:num w:numId="3">
-    <w:abstractNumId w:val="4"/>
+    <w:abstractNumId w:val="8"/>
   </w:num>
   <w:num w:numId="4">
     <w:abstractNumId w:val="0"/>
   </w:num>
   <w:num w:numId="5">
+    <w:abstractNumId w:val="4"/>
+  </w:num>
+  <w:num w:numId="6">
+    <w:abstractNumId w:val="3"/>
+  </w:num>
+  <w:num w:numId="7">
     <w:abstractNumId w:val="2"/>
+  </w:num>
+  <w:num w:numId="8">
+    <w:abstractNumId w:val="6"/>
+  </w:num>
+  <w:num w:numId="9">
+    <w:abstractNumId w:val="5"/>
   </w:num>
 </w:numbering>
 </file>
@@ -1749,7 +2482,6 @@
   <w:style w:type="character" w:default="1" w:styleId="DefaultParagraphFont">
     <w:name w:val="Default Paragraph Font"/>
     <w:uiPriority w:val="1"/>
-    <w:semiHidden/>
     <w:unhideWhenUsed/>
   </w:style>
   <w:style w:type="table" w:default="1" w:styleId="TableNormal">
